--- a/Seminario de Sistemas/Kit docente/Clase 14/Guion Docente Clase 14 - Preparacion de la sustentacion y cierre.docx
+++ b/Seminario de Sistemas/Kit docente/Clase 14/Guion Docente Clase 14 - Preparacion de la sustentacion y cierre.docx
@@ -109,7 +109,7 @@
           <w:color w:val="4A4A49"/>
           <w:sz w:val="22"/>
         </w:rPr>
-        <w:t xml:space="preserve"> Un documento en Google Docs con el guion minuto a minuto, el reparto nominal por integrante, la tabla de tres decisiones de diseño defendidas y el banco de diez preguntas con su respuesta, mas el indice del documento final consolidado, subido a ExamLab.</w:t>
+        <w:t xml:space="preserve"> Un documento en Google Docs con el guion minuto a minuto repartido en bloques con tiempos y evidencia (con responsable nominal solo si el docente autorizo equipo), la tabla de tres decisiones de diseño defendidas y el banco de diez preguntas con su respuesta, mas el indice del documento final consolidado, subido a ExamLab.</w:t>
       </w:r>
     </w:p>
     <w:p>
@@ -237,7 +237,7 @@
           <w:color w:val="4A4A49"/>
           <w:sz w:val="22"/>
         </w:rPr>
-        <w:t>El reparto entre el equipo es criterio de evaluacion, no un detalle logistico. Todos los integrantes deben hablar y ninguno puede hablar solo de lo suyo: cada persona domina una pieza pero debe conocer el todo, porque el jurado tiene derecho a preguntarle a cualquiera sobre cualquier parte. Un reparto que funciona para VetCare es: uno abre con problema y alcance, otro presenta requisitos y trazabilidad, otro los modelos UML, otro maneja el prototipo en vivo y el ultimo cierra con decisiones, riesgos y siguiente paso hacia Programacion II. Se ensaya cronometrado al menos dos veces, en voz alta y de pie, porque el tiempo estimado leyendo en silencio siempre es la mitad del real. Ademas se prepara el plan B tecnico: capturas del prototipo por si falla el internet, el documento en PDF descargado y los diagramas exportados a imagen. Y algo que parece obvio pero se olvida siempre: quien maneja el prototipo debe haberlo recorrido antes haciendo clic en cosas que no estaban en el guion, porque el jurado va a hacer exactamente eso.</w:t>
+        <w:t>El reparto del guion en bloques con tiempos es criterio de evaluacion, no un detalle logistico. La sustentacion es individual por defecto: el estudiante expone los cinco bloques y responde por todos, y lo que se califica es que cada bloque tenga su rango de minutos y su evidencia en pantalla, no quien lo dice. El orden que funciona para VetCare es: abrir con problema y alcance, seguir con requisitos y trazabilidad, luego los modelos UML, despues el prototipo en vivo y cerrar con decisiones, riesgos y siguiente paso hacia Programacion II. Si el docente autorizo equipo de 2 o 3, se agrega el nombre del responsable a cada bloque, todos los integrantes deben hablar al menos dos minutos y ninguno puede hablar solo de lo suyo: cada persona domina una pieza pero debe conocer el todo, porque el jurado tiene derecho a preguntarle a cualquiera sobre cualquier parte. Se ensaya cronometrado al menos dos veces, en voz alta y de pie, porque el tiempo estimado leyendo en silencio siempre es la mitad del real. Ademas se prepara el plan B tecnico: capturas del prototipo por si falla el internet, el documento en PDF descargado y los diagramas exportados a imagen. Y algo que parece obvio pero se olvida siempre: quien maneja el prototipo debe haberlo recorrido antes haciendo clic en cosas que no estaban en el guion, porque el jurado va a hacer exactamente eso.</w:t>
       </w:r>
     </w:p>
     <w:p>
@@ -247,7 +247,7 @@
           <w:color w:val="4A4A49"/>
           <w:sz w:val="22"/>
         </w:rPr>
-        <w:t>Error tipico del docente que no domina el tema: tratar la sustentacion como un tramite y evaluarla por la calidad de las diapositivas o por la fluidez del que mas habla. Eso produce tres distorsiones. Primera, se premia al equipo con mejor orador aunque su diseño sea inconsistente, y se castiga al equipo timido cuyo paquete es impecable. Segunda, al no preguntar por trazabilidad, el docente no detecta que el prototipo muestra campos que no estan en el diccionario de datos o que hay un RF que ningun diagrama cubre, que es justo lo que va a explotar en Programacion II. Tercera, al no exigir decisiones justificadas, se acepta el como sin el por que y el estudiante nunca desarrolla el criterio profesional, que es el objetivo real de la asignatura. El antidoto es tener una lista fija de preguntas de trazabilidad y hacerlas siempre: señale en el diagrama de clases donde vive el RF-04; muestre el campo de esta pantalla en el diccionario de datos; digame que alternativa descartaron aqui y con que criterio; y dirigir esas preguntas a un integrante distinto del que expuso esa parte.</w:t>
+        <w:t>Error tipico del docente que no domina el tema: tratar la sustentacion como un tramite y evaluarla por la calidad de las diapositivas o por la fluidez del que mas habla. Eso produce tres distorsiones. Primera, se premia a quien mejor habla aunque su diseño sea inconsistente, y se castiga al estudiante timido cuyo paquete es impecable. Segunda, al no preguntar por trazabilidad, el docente no detecta que el prototipo muestra campos que no estan en el diccionario de datos o que hay un RF que ningun diagrama cubre, que es justo lo que va a explotar en Programacion II. Tercera, al no exigir decisiones justificadas, se acepta el como sin el por que y el estudiante nunca desarrolla el criterio profesional, que es el objetivo real de la asignatura. El antidoto es tener una lista fija de preguntas de trazabilidad y hacerlas siempre: señale en el diagrama de clases donde vive el RF-04; muestre el campo de esta pantalla en el diccionario de datos; digame que alternativa descartaron aqui y con que criterio; y dirigirlas a cualquier parte del paquete, no solo a la que el estudiante acaba de exponer (si hay equipo, a un integrante distinto del que expuso esa parte).</w:t>
       </w:r>
     </w:p>
     <w:p>
@@ -372,7 +372,7 @@
           <w:color w:val="4A4A49"/>
           <w:sz w:val="22"/>
         </w:rPr>
-        <w:t>Pregunta al aire (2 min): ¿donde encaja esto en el VetCare de su equipo?</w:t>
+        <w:t>Pregunta al aire (2 min): ¿donde encaja esto en su VetCare?</w:t>
       </w:r>
     </w:p>
     <w:p>
@@ -464,7 +464,7 @@
           <w:color w:val="4A4A49"/>
           <w:sz w:val="22"/>
         </w:rPr>
-        <w:t xml:space="preserve"> «Equipos: abran su proyecto VetCare. Esto suma a la rubrica del PI.»</w:t>
+        <w:t xml:space="preserve"> «Abran su proyecto VetCare. Trabajo individual por defecto; si autorice equipo, el archivo puede ser compartido pero cada uno entrega en ExamLab. Esto suma a la rubrica del PI.»</w:t>
       </w:r>
     </w:p>
     <w:p>
@@ -487,7 +487,7 @@
           <w:color w:val="4A4A49"/>
           <w:sz w:val="22"/>
         </w:rPr>
-        <w:t>Paso 1. Armen en Google Docs el guion cronometrado de doce minutos con las cinco secciones obligatorias en orden problema, requisitos, modelo, interfaz y decisiones, asignando a cada bloque su rango de minutos y el nombre del integrante responsable; ningun integrante puede tener menos de dos minutos.</w:t>
+        <w:t>Paso 1. Arme en Google Docs el guion cronometrado de doce minutos con las cinco secciones obligatorias en orden problema, requisitos, modelo, interfaz y decisiones, asignando a cada bloque su rango de minutos exacto y la evidencia que se muestra en pantalla en ese bloque; ningun bloque puede quedar sin rango de minutos ni sin evidencia asociada. Si el docente autorizo equipo, escriba ademas el nombre del responsable de cada bloque y reparta de modo que ningun integrante quede con menos de dos minutos.</w:t>
       </w:r>
     </w:p>
     <w:p>
@@ -526,7 +526,7 @@
           <w:color w:val="4A4A49"/>
           <w:sz w:val="22"/>
         </w:rPr>
-        <w:t>Paso 4. Hagan un ensayo cronometrado de pie, con el prototipo abierto, y registren el tiempo real de cada bloque; recorten lo que se paso y anoten los dos puntos donde el equipo se enredo al hablar.</w:t>
+        <w:t>Paso 4. Haga un ensayo cronometrado de pie, con el prototipo abierto, y registre el tiempo real de cada bloque; recorte lo que se paso y anote los dos puntos donde se enredo al hablar (si trabaja en equipo, donde se enredo la transicion entre un expositor y el siguiente).</w:t>
       </w:r>
     </w:p>
     <w:p>
@@ -549,7 +549,7 @@
           <w:color w:val="4A4A49"/>
           <w:sz w:val="22"/>
         </w:rPr>
-        <w:t>Circular por los equipos. Empujar evidencia funcionando, no perfeccionismo.</w:t>
+        <w:t>Circular por los puestos. Empujar evidencia funcionando, no perfeccionismo.</w:t>
       </w:r>
     </w:p>
     <w:p>
@@ -559,7 +559,7 @@
           <w:color w:val="4A4A49"/>
           <w:sz w:val="22"/>
         </w:rPr>
-        <w:t>Entregable: Un documento en Google Docs con el guion minuto a minuto, el reparto nominal por integrante, la tabla de tres decisiones de diseño defendidas y el banco de diez preguntas con su respuesta, mas el indice del documento final consolidado, subido a ExamLab.</w:t>
+        <w:t>Entregable: Un documento en Google Docs con el guion minuto a minuto repartido en bloques con tiempos y evidencia (con responsable nominal solo si el docente autorizo equipo), la tabla de tres decisiones de diseño defendidas y el banco de diez preguntas con su respuesta, mas el indice del documento final consolidado, subido a ExamLab.</w:t>
       </w:r>
     </w:p>
     <w:p>

--- a/Seminario de Sistemas/Kit docente/Clase 14/Guion Docente Clase 14 - Preparacion de la sustentacion y cierre.docx
+++ b/Seminario de Sistemas/Kit docente/Clase 14/Guion Docente Clase 14 - Preparacion de la sustentacion y cierre.docx
@@ -156,6 +156,7 @@
       <w:r>
         <w:rPr>
           <w:rFonts w:ascii="Consolas" w:hAnsi="Consolas"/>
+          <w:b w:val="0"/>
           <w:color w:val="111111"/>
           <w:sz w:val="21"/>
         </w:rPr>
@@ -430,6 +431,7 @@
       <w:r>
         <w:rPr>
           <w:rFonts w:ascii="Consolas" w:hAnsi="Consolas"/>
+          <w:b w:val="0"/>
           <w:color w:val="111111"/>
           <w:sz w:val="21"/>
         </w:rPr>
@@ -597,6 +599,7 @@
       <w:r>
         <w:rPr>
           <w:rFonts w:ascii="Consolas" w:hAnsi="Consolas"/>
+          <w:b w:val="0"/>
           <w:color w:val="111111"/>
           <w:sz w:val="21"/>
         </w:rPr>
@@ -664,6 +667,7 @@
       <w:r>
         <w:rPr>
           <w:rFonts w:ascii="Consolas" w:hAnsi="Consolas"/>
+          <w:b w:val="0"/>
           <w:color w:val="111111"/>
           <w:sz w:val="21"/>
         </w:rPr>
